--- a/yh/project/20260407/customOrder/九阳3.docx
+++ b/yh/project/20260407/customOrder/九阳3.docx
@@ -324,7 +324,7 @@
                 <w:vertAlign w:val="baseline"/>
                 <w:lang w:val="en-US" w:eastAsia="zh-CN"/>
               </w:rPr>
-              <w:t>九阳</w:t>
+              <w:t>九阳3</w:t>
             </w:r>
           </w:p>
         </w:tc>
@@ -457,7 +457,7 @@
                 <w:vertAlign w:val="baseline"/>
                 <w:lang w:val="en-US" w:eastAsia="zh-CN"/>
               </w:rPr>
-              <w:t>9</w:t>
+              <w:t>3</w:t>
             </w:r>
             <w:bookmarkStart w:id="0" w:name="_GoBack"/>
             <w:bookmarkEnd w:id="0"/>
